--- a/Gym_Project_Test_Report.docx
+++ b/Gym_Project_Test_Report.docx
@@ -10,9 +10,9 @@
         <w:rPr>
           <w:rFonts w:ascii="Arial" w:hAnsi="Arial"/>
           <w:b/>
-          <w:sz w:val="36"/>
+          <w:sz w:val="32"/>
         </w:rPr>
-        <w:t>SOFTWARE ENGINEERING LAB REPORT</w:t>
+        <w:t>SOFTWARE ENGINEERING LAB PROJECT REPORT</w:t>
       </w:r>
     </w:p>
     <w:p>
@@ -22,11 +22,11 @@
       <w:r>
         <w:rPr>
           <w:rFonts w:ascii="Arial" w:hAnsi="Arial"/>
-          <w:sz w:val="26"/>
+          <w:sz w:val="24"/>
         </w:rPr>
-        <w:t>Project: Gym Fitness Management System</w:t>
+        <w:t>Gym Fitness Management System</w:t>
         <w:br/>
-        <w:t>Module Testing Report (Black-Box &amp; White-Box Testing)</w:t>
+        <w:t>(Membership Verification &amp; Workout Planner)</w:t>
       </w:r>
     </w:p>
     <w:tbl>
@@ -49,7 +49,7 @@
               <w:rPr>
                 <w:rFonts w:ascii="Arial" w:hAnsi="Arial"/>
                 <w:b/>
-                <w:sz w:val="20"/>
+                <w:sz w:val="19"/>
               </w:rPr>
               <w:t>Student Name:</w:t>
             </w:r>
@@ -63,7 +63,7 @@
             <w:r>
               <w:rPr>
                 <w:rFonts w:ascii="Arial" w:hAnsi="Arial"/>
-                <w:sz w:val="20"/>
+                <w:sz w:val="19"/>
               </w:rPr>
               <w:t>Gaurang Sonone</w:t>
             </w:r>
@@ -80,9 +80,9 @@
               <w:rPr>
                 <w:rFonts w:ascii="Arial" w:hAnsi="Arial"/>
                 <w:b/>
-                <w:sz w:val="20"/>
+                <w:sz w:val="19"/>
               </w:rPr>
-              <w:t>Subject / Course:</w:t>
+              <w:t>Course / Subject:</w:t>
             </w:r>
           </w:p>
         </w:tc>
@@ -94,7 +94,7 @@
             <w:r>
               <w:rPr>
                 <w:rFonts w:ascii="Arial" w:hAnsi="Arial"/>
-                <w:sz w:val="20"/>
+                <w:sz w:val="19"/>
               </w:rPr>
               <w:t>Software Engineering Laboratory (PBL)</w:t>
             </w:r>
@@ -111,9 +111,9 @@
               <w:rPr>
                 <w:rFonts w:ascii="Arial" w:hAnsi="Arial"/>
                 <w:b/>
-                <w:sz w:val="20"/>
+                <w:sz w:val="19"/>
               </w:rPr>
-              <w:t>Overall Test Result:</w:t>
+              <w:t>Academic Year:</w:t>
             </w:r>
           </w:p>
         </w:tc>
@@ -125,7 +125,38 @@
             <w:r>
               <w:rPr>
                 <w:rFonts w:ascii="Arial" w:hAnsi="Arial"/>
-                <w:sz w:val="20"/>
+                <w:sz w:val="19"/>
+              </w:rPr>
+              <w:t>2026</w:t>
+            </w:r>
+          </w:p>
+        </w:tc>
+      </w:tr>
+      <w:tr>
+        <w:tc>
+          <w:tcPr>
+            <w:tcW w:type="dxa" w:w="4680"/>
+          </w:tcPr>
+          <w:p>
+            <w:r>
+              <w:rPr>
+                <w:rFonts w:ascii="Arial" w:hAnsi="Arial"/>
+                <w:b/>
+                <w:sz w:val="19"/>
+              </w:rPr>
+              <w:t>Overall Testing Status:</w:t>
+            </w:r>
+          </w:p>
+        </w:tc>
+        <w:tc>
+          <w:tcPr>
+            <w:tcW w:type="dxa" w:w="4680"/>
+          </w:tcPr>
+          <w:p>
+            <w:r>
+              <w:rPr>
+                <w:rFonts w:ascii="Arial" w:hAnsi="Arial"/>
+                <w:sz w:val="19"/>
               </w:rPr>
               <w:t>ALL TEST CASES PASSED (100%)</w:t>
             </w:r>
@@ -139,12 +170,12 @@
         <w:pStyle w:val="Heading1"/>
       </w:pPr>
       <w:r>
-        <w:t>1. Introduction</w:t>
+        <w:t>1. Project Title</w:t>
       </w:r>
     </w:p>
     <w:p>
       <w:r>
-        <w:t>This report presents the testing results for the Gym Fitness Management System (GymFit). Both Black-Box functional testing and White-Box structural testing were performed on the core modules: Module 1 (Login &amp; Authentication) and Module 2 (Workout Planner). All test cases were executed and passed successfully as documented below.</w:t>
+        <w:t>Project Title: Gym Fitness Management System (GymFit) — An Integrated Gym Membership Verification and Custom Workout Planning System.</w:t>
       </w:r>
     </w:p>
     <w:p>
@@ -152,7 +183,7 @@
         <w:pStyle w:val="Heading1"/>
       </w:pPr>
       <w:r>
-        <w:t>2. Black-Box Test Cases and Output Screenshots</w:t>
+        <w:t>2. Problem Statement and Objectives</w:t>
       </w:r>
     </w:p>
     <w:p>
@@ -160,10 +191,412 @@
         <w:pStyle w:val="Heading2"/>
       </w:pPr>
       <w:r>
-        <w:t>TC_LOG_001: Valid Member Login</w:t>
+        <w:t>2.1 Problem Statement</w:t>
       </w:r>
     </w:p>
     <w:p>
+      <w:r>
+        <w:t>Traditional fitness centers and personal workout tracking often rely on manual registers, paper logs, or disconnected spreadsheets. This creates recurring operational issues:</w:t>
+        <w:br/>
+        <w:t>• Membership Inconsistencies: Members are frequently unaware of their membership expiration, leading to unexpected access rejection at check-in.</w:t>
+        <w:br/>
+        <w:t>• Lack of Account Security: Basic portals often lack protection against brute-force password guessing, account lockout, or automated password recovery.</w:t>
+        <w:br/>
+        <w:t>• Disorganized Workout Planning: Gym members lack a structured digital tool to plan multi-day workout routines (sets, reps, targeted muscles) and monitor daily exercise metrics.</w:t>
+      </w:r>
+    </w:p>
+    <w:p>
+      <w:pPr>
+        <w:pStyle w:val="Heading2"/>
+      </w:pPr>
+      <w:r>
+        <w:t>2.2 Project Objectives</w:t>
+      </w:r>
+    </w:p>
+    <w:p>
+      <w:r>
+        <w:t>• Secure Authentication: Provide role-based access control (Member vs. Trainer) using encrypted passwords (bcrypt) and JSON Web Tokens (JWT).</w:t>
+        <w:br/>
+        <w:t>• Credential Recovery: Provide an automated password reset option after 3 failed login attempts and account lockout after 5 failed attempts.</w:t>
+        <w:br/>
+        <w:t>• Membership Expiration &amp; Renewal: Automatically detect expired memberships on login and offer a one-click renewal flow.</w:t>
+        <w:br/>
+        <w:t>• Custom Workout Planning: Enable members to create custom routines with 1 to 7 days/week validation, and dynamically append exercises with sets and reps.</w:t>
+        <w:br/>
+        <w:t>• Daily Progress Tracking: Provide an intuitive dashboard to log daily workout sessions, calories burned, and weight, calculating aggregate statistics.</w:t>
+        <w:br/>
+        <w:t>• Comprehensive Testing: Verify the system using Black-Box functional test cases and White-Box code path coverage.</w:t>
+      </w:r>
+    </w:p>
+    <w:p>
+      <w:pPr>
+        <w:pStyle w:val="Heading1"/>
+      </w:pPr>
+      <w:r>
+        <w:t>3. Proposed Solution and Key Features</w:t>
+      </w:r>
+    </w:p>
+    <w:p>
+      <w:pPr>
+        <w:pStyle w:val="Heading2"/>
+      </w:pPr>
+      <w:r>
+        <w:t>3.1 Proposed Solution</w:t>
+      </w:r>
+    </w:p>
+    <w:p>
+      <w:r>
+        <w:t>The proposed solution is a full-stack web application designed with a 3-tier client-server architecture: a responsive React 18 Single Page Application (SPA) on the frontend, a secure Node.js/Express REST API on the backend, and a MongoDB database managed through Mongoose ODM. Stateless JWT tokens secure all client-server communications.</w:t>
+      </w:r>
+    </w:p>
+    <w:p>
+      <w:pPr>
+        <w:pStyle w:val="Heading2"/>
+      </w:pPr>
+      <w:r>
+        <w:t>3.2 Key Features</w:t>
+      </w:r>
+    </w:p>
+    <w:p>
+      <w:r>
+        <w:t>1. Role-Based Login: Supports Member and Trainer logins with token-based session protection.</w:t>
+        <w:br/>
+        <w:t>2. 3-Strike Password Reset &amp; Lockout: Offers a 'Generate New Password' option after 3 failed attempts, and locks account after 5 failed attempts.</w:t>
+        <w:br/>
+        <w:t>3. Expiration Alert &amp; One-Click Renewal: Blocks dashboard entry for expired members and provides a direct 'Renew Membership' button.</w:t>
+        <w:br/>
+        <w:t>4. Workout Routine Planner: Allows members to create routines with validation for required plan names and weekly days (strictly 1 to 7 days).</w:t>
+        <w:br/>
+        <w:t>5. Dynamic Exercise Addition: Members can add exercises with targeted sets and repetitions directly to any saved routine.</w:t>
+        <w:br/>
+        <w:t>6. Daily Progress Dashboard: Displays summary cards (Total Workouts, Total Calories Burned, Average Body Weight) that recalculate dynamically.</w:t>
+      </w:r>
+    </w:p>
+    <w:p>
+      <w:pPr>
+        <w:pStyle w:val="Heading1"/>
+      </w:pPr>
+      <w:r>
+        <w:t>4. Technologies Used</w:t>
+      </w:r>
+    </w:p>
+    <w:tbl>
+      <w:tblPr>
+        <w:tblW w:type="auto" w:w="0"/>
+        <w:jc w:val="center"/>
+        <w:tblLook w:firstColumn="1" w:firstRow="1" w:lastColumn="0" w:lastRow="0" w:noHBand="0" w:noVBand="1" w:val="04A0"/>
+      </w:tblPr>
+      <w:tblGrid>
+        <w:gridCol w:w="3120"/>
+        <w:gridCol w:w="3120"/>
+        <w:gridCol w:w="3120"/>
+      </w:tblGrid>
+      <w:tr>
+        <w:tc>
+          <w:tcPr>
+            <w:tcW w:type="dxa" w:w="3120"/>
+          </w:tcPr>
+          <w:p>
+            <w:r>
+              <w:rPr>
+                <w:rFonts w:ascii="Arial" w:hAnsi="Arial"/>
+                <w:b/>
+              </w:rPr>
+              <w:t>Layer</w:t>
+            </w:r>
+          </w:p>
+        </w:tc>
+        <w:tc>
+          <w:tcPr>
+            <w:tcW w:type="dxa" w:w="3120"/>
+          </w:tcPr>
+          <w:p>
+            <w:r>
+              <w:rPr>
+                <w:rFonts w:ascii="Arial" w:hAnsi="Arial"/>
+                <w:b/>
+              </w:rPr>
+              <w:t>Technology Used</w:t>
+            </w:r>
+          </w:p>
+        </w:tc>
+        <w:tc>
+          <w:tcPr>
+            <w:tcW w:type="dxa" w:w="3120"/>
+          </w:tcPr>
+          <w:p>
+            <w:r>
+              <w:rPr>
+                <w:rFonts w:ascii="Arial" w:hAnsi="Arial"/>
+                <w:b/>
+              </w:rPr>
+              <w:t>Role in Project</w:t>
+            </w:r>
+          </w:p>
+        </w:tc>
+      </w:tr>
+      <w:tr>
+        <w:tc>
+          <w:tcPr>
+            <w:tcW w:type="dxa" w:w="3120"/>
+          </w:tcPr>
+          <w:p>
+            <w:r>
+              <w:rPr>
+                <w:rFonts w:ascii="Arial" w:hAnsi="Arial"/>
+                <w:sz w:val="18"/>
+              </w:rPr>
+              <w:t>Frontend Layer</w:t>
+            </w:r>
+          </w:p>
+        </w:tc>
+        <w:tc>
+          <w:tcPr>
+            <w:tcW w:type="dxa" w:w="3120"/>
+          </w:tcPr>
+          <w:p>
+            <w:r>
+              <w:rPr>
+                <w:rFonts w:ascii="Arial" w:hAnsi="Arial"/>
+                <w:sz w:val="18"/>
+              </w:rPr>
+              <w:t>React 18 (SPA), Axios, CSS3</w:t>
+            </w:r>
+          </w:p>
+        </w:tc>
+        <w:tc>
+          <w:tcPr>
+            <w:tcW w:type="dxa" w:w="3120"/>
+          </w:tcPr>
+          <w:p>
+            <w:r>
+              <w:rPr>
+                <w:rFonts w:ascii="Arial" w:hAnsi="Arial"/>
+                <w:sz w:val="18"/>
+              </w:rPr>
+              <w:t>Single Page UI with React Hooks and responsive forms</w:t>
+            </w:r>
+          </w:p>
+        </w:tc>
+      </w:tr>
+      <w:tr>
+        <w:tc>
+          <w:tcPr>
+            <w:tcW w:type="dxa" w:w="3120"/>
+          </w:tcPr>
+          <w:p>
+            <w:r>
+              <w:rPr>
+                <w:rFonts w:ascii="Arial" w:hAnsi="Arial"/>
+                <w:sz w:val="18"/>
+              </w:rPr>
+              <w:t>Backend Layer</w:t>
+            </w:r>
+          </w:p>
+        </w:tc>
+        <w:tc>
+          <w:tcPr>
+            <w:tcW w:type="dxa" w:w="3120"/>
+          </w:tcPr>
+          <w:p>
+            <w:r>
+              <w:rPr>
+                <w:rFonts w:ascii="Arial" w:hAnsi="Arial"/>
+                <w:sz w:val="18"/>
+              </w:rPr>
+              <w:t>Node.js, Express.js</w:t>
+            </w:r>
+          </w:p>
+        </w:tc>
+        <w:tc>
+          <w:tcPr>
+            <w:tcW w:type="dxa" w:w="3120"/>
+          </w:tcPr>
+          <w:p>
+            <w:r>
+              <w:rPr>
+                <w:rFonts w:ascii="Arial" w:hAnsi="Arial"/>
+                <w:sz w:val="18"/>
+              </w:rPr>
+              <w:t>RESTful API routing, validation middleware, and business logic</w:t>
+            </w:r>
+          </w:p>
+        </w:tc>
+      </w:tr>
+      <w:tr>
+        <w:tc>
+          <w:tcPr>
+            <w:tcW w:type="dxa" w:w="3120"/>
+          </w:tcPr>
+          <w:p>
+            <w:r>
+              <w:rPr>
+                <w:rFonts w:ascii="Arial" w:hAnsi="Arial"/>
+                <w:sz w:val="18"/>
+              </w:rPr>
+              <w:t>Security &amp; Auth</w:t>
+            </w:r>
+          </w:p>
+        </w:tc>
+        <w:tc>
+          <w:tcPr>
+            <w:tcW w:type="dxa" w:w="3120"/>
+          </w:tcPr>
+          <w:p>
+            <w:r>
+              <w:rPr>
+                <w:rFonts w:ascii="Arial" w:hAnsi="Arial"/>
+                <w:sz w:val="18"/>
+              </w:rPr>
+              <w:t>JSON Web Token (JWT), bcryptjs</w:t>
+            </w:r>
+          </w:p>
+        </w:tc>
+        <w:tc>
+          <w:tcPr>
+            <w:tcW w:type="dxa" w:w="3120"/>
+          </w:tcPr>
+          <w:p>
+            <w:r>
+              <w:rPr>
+                <w:rFonts w:ascii="Arial" w:hAnsi="Arial"/>
+                <w:sz w:val="18"/>
+              </w:rPr>
+              <w:t>Stateless authentication tokens and salted password hashing</w:t>
+            </w:r>
+          </w:p>
+        </w:tc>
+      </w:tr>
+      <w:tr>
+        <w:tc>
+          <w:tcPr>
+            <w:tcW w:type="dxa" w:w="3120"/>
+          </w:tcPr>
+          <w:p>
+            <w:r>
+              <w:rPr>
+                <w:rFonts w:ascii="Arial" w:hAnsi="Arial"/>
+                <w:sz w:val="18"/>
+              </w:rPr>
+              <w:t>Database Layer</w:t>
+            </w:r>
+          </w:p>
+        </w:tc>
+        <w:tc>
+          <w:tcPr>
+            <w:tcW w:type="dxa" w:w="3120"/>
+          </w:tcPr>
+          <w:p>
+            <w:r>
+              <w:rPr>
+                <w:rFonts w:ascii="Arial" w:hAnsi="Arial"/>
+                <w:sz w:val="18"/>
+              </w:rPr>
+              <w:t>MongoDB, Mongoose ODM</w:t>
+            </w:r>
+          </w:p>
+        </w:tc>
+        <w:tc>
+          <w:tcPr>
+            <w:tcW w:type="dxa" w:w="3120"/>
+          </w:tcPr>
+          <w:p>
+            <w:r>
+              <w:rPr>
+                <w:rFonts w:ascii="Arial" w:hAnsi="Arial"/>
+                <w:sz w:val="18"/>
+              </w:rPr>
+              <w:t>NoSQL document persistence, schema validation, and data relationships</w:t>
+            </w:r>
+          </w:p>
+        </w:tc>
+      </w:tr>
+      <w:tr>
+        <w:tc>
+          <w:tcPr>
+            <w:tcW w:type="dxa" w:w="3120"/>
+          </w:tcPr>
+          <w:p>
+            <w:r>
+              <w:rPr>
+                <w:rFonts w:ascii="Arial" w:hAnsi="Arial"/>
+                <w:sz w:val="18"/>
+              </w:rPr>
+              <w:t>Testing &amp; DevOps</w:t>
+            </w:r>
+          </w:p>
+        </w:tc>
+        <w:tc>
+          <w:tcPr>
+            <w:tcW w:type="dxa" w:w="3120"/>
+          </w:tcPr>
+          <w:p>
+            <w:r>
+              <w:rPr>
+                <w:rFonts w:ascii="Arial" w:hAnsi="Arial"/>
+                <w:sz w:val="18"/>
+              </w:rPr>
+              <w:t>Git, GitHub, Node.js Native Assert</w:t>
+            </w:r>
+          </w:p>
+        </w:tc>
+        <w:tc>
+          <w:tcPr>
+            <w:tcW w:type="dxa" w:w="3120"/>
+          </w:tcPr>
+          <w:p>
+            <w:r>
+              <w:rPr>
+                <w:rFonts w:ascii="Arial" w:hAnsi="Arial"/>
+                <w:sz w:val="18"/>
+              </w:rPr>
+              <w:t>Version control and unit/white-box test execution</w:t>
+            </w:r>
+          </w:p>
+        </w:tc>
+      </w:tr>
+    </w:tbl>
+    <w:p/>
+    <w:p>
+      <w:r>
+        <w:br w:type="page"/>
+      </w:r>
+    </w:p>
+    <w:p>
+      <w:pPr>
+        <w:pStyle w:val="Heading1"/>
+      </w:pPr>
+      <w:r>
+        <w:t>5. Working of the Project and Test Case Demonstrations</w:t>
+      </w:r>
+    </w:p>
+    <w:p>
+      <w:r>
+        <w:t>The project functions through five core steps. Below is a detailed explanation of each step along with the corresponding test cases, input parameters, expected outcomes, and output screenshots proving that all test cases passed.</w:t>
+      </w:r>
+    </w:p>
+    <w:p>
+      <w:pPr>
+        <w:pStyle w:val="Heading2"/>
+      </w:pPr>
+      <w:r>
+        <w:t>5.1 User Login &amp; Authentication (Valid Login)</w:t>
+      </w:r>
+    </w:p>
+    <w:p>
+      <w:r>
+        <w:t>When a registered gym member accesses the portal, they submit their email and password. The backend checks that both fields are populated, validates the email regex pattern, compares the bcrypt password hash, and checks that membership is active. Upon success, a JWT token is generated and stored in localStorage.</w:t>
+      </w:r>
+    </w:p>
+    <w:p>
+      <w:r>
+        <w:rPr>
+          <w:rFonts w:ascii="Arial" w:hAnsi="Arial"/>
+          <w:b/>
+        </w:rPr>
+        <w:t>Test Case: TC_LOG_001</w:t>
+        <w:br/>
+      </w:r>
       <w:r>
         <w:rPr>
           <w:b/>
@@ -181,7 +614,7 @@
         <w:t xml:space="preserve">Expected Result: </w:t>
       </w:r>
       <w:r>
-        <w:t>Login successful, redirect to dashboard</w:t>
+        <w:t>Login successful, store JWT token, redirect to member dashboard</w:t>
         <w:br/>
       </w:r>
       <w:r>
@@ -193,8 +626,9 @@
       <w:r>
         <w:rPr>
           <w:b/>
+          <w:color w:val="15803D"/>
         </w:rPr>
-        <w:t>Passed</w:t>
+        <w:t>PASSED</w:t>
       </w:r>
     </w:p>
     <w:p>
@@ -205,7 +639,7 @@
       <w:r>
         <w:drawing>
           <wp:inline xmlns:a="http://schemas.openxmlformats.org/drawingml/2006/main" xmlns:pic="http://schemas.openxmlformats.org/drawingml/2006/picture">
-            <wp:extent cx="4389120" cy="3815667"/>
+            <wp:extent cx="4206240" cy="3656681"/>
             <wp:docPr id="1" name="Picture 1"/>
             <wp:cNvGraphicFramePr>
               <a:graphicFrameLocks noChangeAspect="1"/>
@@ -226,7 +660,7 @@
                   <pic:spPr>
                     <a:xfrm>
                       <a:off x="0" y="0"/>
-                      <a:ext cx="4389120" cy="3815667"/>
+                      <a:ext cx="4206240" cy="3656681"/>
                     </a:xfrm>
                     <a:prstGeom prst="rect"/>
                   </pic:spPr>
@@ -245,7 +679,7 @@
         <w:rPr>
           <w:i/>
           <w:color w:val="646464"/>
-          <w:sz w:val="18"/>
+          <w:sz w:val="17"/>
         </w:rPr>
         <w:t>Screenshot 1: Valid Member Login Form (TC_LOG_001)</w:t>
       </w:r>
@@ -255,10 +689,23 @@
         <w:pStyle w:val="Heading2"/>
       </w:pPr>
       <w:r>
-        <w:t>TC_LOG_002: Blank Email and Password Validation</w:t>
+        <w:t>5.2 Empty Credentials Validation</w:t>
       </w:r>
     </w:p>
     <w:p>
+      <w:r>
+        <w:t>If a user clicks 'Login' without entering an email or password, client-side validation immediately prevents submission and displays an error message informing the user that both fields are mandatory.</w:t>
+      </w:r>
+    </w:p>
+    <w:p>
+      <w:r>
+        <w:rPr>
+          <w:rFonts w:ascii="Arial" w:hAnsi="Arial"/>
+          <w:b/>
+        </w:rPr>
+        <w:t>Test Case: TC_LOG_002</w:t>
+        <w:br/>
+      </w:r>
       <w:r>
         <w:rPr>
           <w:b/>
@@ -276,7 +723,7 @@
         <w:t xml:space="preserve">Expected Result: </w:t>
       </w:r>
       <w:r>
-        <w:t>Show error: 'Email and password are required'</w:t>
+        <w:t>Prevent submission and show error: 'Email and password are required'</w:t>
         <w:br/>
       </w:r>
       <w:r>
@@ -288,8 +735,9 @@
       <w:r>
         <w:rPr>
           <w:b/>
+          <w:color w:val="15803D"/>
         </w:rPr>
-        <w:t>Passed</w:t>
+        <w:t>PASSED</w:t>
       </w:r>
     </w:p>
     <w:p>
@@ -300,7 +748,7 @@
       <w:r>
         <w:drawing>
           <wp:inline xmlns:a="http://schemas.openxmlformats.org/drawingml/2006/main" xmlns:pic="http://schemas.openxmlformats.org/drawingml/2006/picture">
-            <wp:extent cx="4389120" cy="4605067"/>
+            <wp:extent cx="4206240" cy="4413189"/>
             <wp:docPr id="2" name="Picture 2"/>
             <wp:cNvGraphicFramePr>
               <a:graphicFrameLocks noChangeAspect="1"/>
@@ -321,7 +769,7 @@
                   <pic:spPr>
                     <a:xfrm>
                       <a:off x="0" y="0"/>
-                      <a:ext cx="4389120" cy="4605067"/>
+                      <a:ext cx="4206240" cy="4413189"/>
                     </a:xfrm>
                     <a:prstGeom prst="rect"/>
                   </pic:spPr>
@@ -340,9 +788,14 @@
         <w:rPr>
           <w:i/>
           <w:color w:val="646464"/>
-          <w:sz w:val="18"/>
+          <w:sz w:val="17"/>
         </w:rPr>
-        <w:t>Screenshot 2: Error message on empty credentials (TC_LOG_002)</w:t>
+        <w:t>Screenshot 2: Error message displayed on empty credentials (TC_LOG_002)</w:t>
+      </w:r>
+    </w:p>
+    <w:p>
+      <w:r>
+        <w:br w:type="page"/>
       </w:r>
     </w:p>
     <w:p>
@@ -350,10 +803,23 @@
         <w:pStyle w:val="Heading2"/>
       </w:pPr>
       <w:r>
-        <w:t>TC_LOG_004: Invalid Password / Failed Login Attempt</w:t>
+        <w:t>5.3 Invalid Password &amp; Failed Attempt Security Counter</w:t>
       </w:r>
     </w:p>
     <w:p>
+      <w:r>
+        <w:t>If an incorrect password is entered, the server returns HTTP 401 with an error message and increments an internal failedLoginAttempts counter on the user document. If failed attempts reach 3, the UI triggers a 'Generate New Password' recovery option.</w:t>
+      </w:r>
+    </w:p>
+    <w:p>
+      <w:r>
+        <w:rPr>
+          <w:rFonts w:ascii="Arial" w:hAnsi="Arial"/>
+          <w:b/>
+        </w:rPr>
+        <w:t>Test Case: TC_LOG_004</w:t>
+        <w:br/>
+      </w:r>
       <w:r>
         <w:rPr>
           <w:b/>
@@ -371,7 +837,7 @@
         <w:t xml:space="preserve">Expected Result: </w:t>
       </w:r>
       <w:r>
-        <w:t>Show error: 'Invalid email or password', increment attempt counter</w:t>
+        <w:t>Show error: 'Invalid email or password' and increment failed attempts counter</w:t>
         <w:br/>
       </w:r>
       <w:r>
@@ -383,8 +849,9 @@
       <w:r>
         <w:rPr>
           <w:b/>
+          <w:color w:val="15803D"/>
         </w:rPr>
-        <w:t>Passed</w:t>
+        <w:t>PASSED</w:t>
       </w:r>
     </w:p>
     <w:p>
@@ -395,7 +862,7 @@
       <w:r>
         <w:drawing>
           <wp:inline xmlns:a="http://schemas.openxmlformats.org/drawingml/2006/main" xmlns:pic="http://schemas.openxmlformats.org/drawingml/2006/picture">
-            <wp:extent cx="4389120" cy="4861407"/>
+            <wp:extent cx="4206240" cy="4658848"/>
             <wp:docPr id="3" name="Picture 3"/>
             <wp:cNvGraphicFramePr>
               <a:graphicFrameLocks noChangeAspect="1"/>
@@ -416,7 +883,7 @@
                   <pic:spPr>
                     <a:xfrm>
                       <a:off x="0" y="0"/>
-                      <a:ext cx="4389120" cy="4861407"/>
+                      <a:ext cx="4206240" cy="4658848"/>
                     </a:xfrm>
                     <a:prstGeom prst="rect"/>
                   </pic:spPr>
@@ -435,9 +902,9 @@
         <w:rPr>
           <w:i/>
           <w:color w:val="646464"/>
-          <w:sz w:val="18"/>
+          <w:sz w:val="17"/>
         </w:rPr>
-        <w:t>Screenshot 3: Invalid credentials error notification (TC_LOG_004)</w:t>
+        <w:t>Screenshot 3: Invalid password notification and attempt tracking (TC_LOG_004)</w:t>
       </w:r>
     </w:p>
     <w:p>
@@ -445,10 +912,23 @@
         <w:pStyle w:val="Heading2"/>
       </w:pPr>
       <w:r>
-        <w:t>TC_LOG_005: Expired Membership Verification &amp; Renewal</w:t>
+        <w:t>5.4 Expired Membership Check &amp; One-Click Renewal</w:t>
       </w:r>
     </w:p>
     <w:p>
+      <w:r>
+        <w:t>When a member with an expired membership logs in with correct credentials, the backend detects the expired status. Access to the dashboard is blocked, and an alert is shown with an interactive green 'Renew Membership' button. Clicking renew calls the renewal API and activates the account.</w:t>
+      </w:r>
+    </w:p>
+    <w:p>
+      <w:r>
+        <w:rPr>
+          <w:rFonts w:ascii="Arial" w:hAnsi="Arial"/>
+          <w:b/>
+        </w:rPr>
+        <w:t>Test Case: TC_LOG_005</w:t>
+        <w:br/>
+      </w:r>
       <w:r>
         <w:rPr>
           <w:b/>
@@ -466,7 +946,7 @@
         <w:t xml:space="preserve">Expected Result: </w:t>
       </w:r>
       <w:r>
-        <w:t>Show: 'Your membership has expired. Please renew' + Renew Button</w:t>
+        <w:t>Block dashboard access; Show: 'Your membership has expired. Please renew' + Renew Button</w:t>
         <w:br/>
       </w:r>
       <w:r>
@@ -478,8 +958,9 @@
       <w:r>
         <w:rPr>
           <w:b/>
+          <w:color w:val="15803D"/>
         </w:rPr>
-        <w:t>Passed</w:t>
+        <w:t>PASSED</w:t>
       </w:r>
     </w:p>
     <w:p>
@@ -490,7 +971,7 @@
       <w:r>
         <w:drawing>
           <wp:inline xmlns:a="http://schemas.openxmlformats.org/drawingml/2006/main" xmlns:pic="http://schemas.openxmlformats.org/drawingml/2006/picture">
-            <wp:extent cx="4389120" cy="4631127"/>
+            <wp:extent cx="4206240" cy="4438163"/>
             <wp:docPr id="4" name="Picture 4"/>
             <wp:cNvGraphicFramePr>
               <a:graphicFrameLocks noChangeAspect="1"/>
@@ -511,7 +992,7 @@
                   <pic:spPr>
                     <a:xfrm>
                       <a:off x="0" y="0"/>
-                      <a:ext cx="4389120" cy="4631127"/>
+                      <a:ext cx="4206240" cy="4438163"/>
                     </a:xfrm>
                     <a:prstGeom prst="rect"/>
                   </pic:spPr>
@@ -530,9 +1011,14 @@
         <w:rPr>
           <w:i/>
           <w:color w:val="646464"/>
-          <w:sz w:val="18"/>
+          <w:sz w:val="17"/>
         </w:rPr>
-        <w:t>Screenshot 4: Expired membership alert with Renew button (TC_LOG_005)</w:t>
+        <w:t>Screenshot 4: Expired membership warning with Renew button (TC_LOG_005)</w:t>
+      </w:r>
+    </w:p>
+    <w:p>
+      <w:r>
+        <w:br w:type="page"/>
       </w:r>
     </w:p>
     <w:p>
@@ -540,10 +1026,23 @@
         <w:pStyle w:val="Heading2"/>
       </w:pPr>
       <w:r>
-        <w:t>UI_WP_001: Workout Plan Dashboard ('My Plans')</w:t>
+        <w:t>5.5 Workout Plan Management Dashboard ('My Plans')</w:t>
       </w:r>
     </w:p>
     <w:p>
+      <w:r>
+        <w:t>Once authenticated, members navigate to the Workout Plan Page. The dashboard shows existing routines under 'My Plans' with options to open plans, add exercises, or delete routines. Members can click 'Create New Plan' to open the creation form.</w:t>
+      </w:r>
+    </w:p>
+    <w:p>
+      <w:r>
+        <w:rPr>
+          <w:rFonts w:ascii="Arial" w:hAnsi="Arial"/>
+          <w:b/>
+        </w:rPr>
+        <w:t>Test Case: UI_WP_001</w:t>
+        <w:br/>
+      </w:r>
       <w:r>
         <w:rPr>
           <w:b/>
@@ -561,7 +1060,7 @@
         <w:t xml:space="preserve">Expected Result: </w:t>
       </w:r>
       <w:r>
-        <w:t>Display existing plans and button to create new plan</w:t>
+        <w:t>Render existing routines and 'Create New Plan' button</w:t>
         <w:br/>
       </w:r>
       <w:r>
@@ -573,8 +1072,9 @@
       <w:r>
         <w:rPr>
           <w:b/>
+          <w:color w:val="15803D"/>
         </w:rPr>
-        <w:t>Passed</w:t>
+        <w:t>PASSED</w:t>
       </w:r>
     </w:p>
     <w:p>
@@ -585,7 +1085,7 @@
       <w:r>
         <w:drawing>
           <wp:inline xmlns:a="http://schemas.openxmlformats.org/drawingml/2006/main" xmlns:pic="http://schemas.openxmlformats.org/drawingml/2006/picture">
-            <wp:extent cx="4389120" cy="3111514"/>
+            <wp:extent cx="4206240" cy="2981867"/>
             <wp:docPr id="5" name="Picture 5"/>
             <wp:cNvGraphicFramePr>
               <a:graphicFrameLocks noChangeAspect="1"/>
@@ -606,7 +1106,7 @@
                   <pic:spPr>
                     <a:xfrm>
                       <a:off x="0" y="0"/>
-                      <a:ext cx="4389120" cy="3111514"/>
+                      <a:ext cx="4206240" cy="2981867"/>
                     </a:xfrm>
                     <a:prstGeom prst="rect"/>
                   </pic:spPr>
@@ -625,9 +1125,9 @@
         <w:rPr>
           <w:i/>
           <w:color w:val="646464"/>
-          <w:sz w:val="18"/>
+          <w:sz w:val="17"/>
         </w:rPr>
-        <w:t>Screenshot 5: Workout Plan Dashboard view</w:t>
+        <w:t>Screenshot 5: Workout Plan Dashboard displaying active routine</w:t>
       </w:r>
     </w:p>
     <w:p>
@@ -635,10 +1135,23 @@
         <w:pStyle w:val="Heading2"/>
       </w:pPr>
       <w:r>
-        <w:t>TC_WP_002: Plan Name Required Validation</w:t>
+        <w:t>5.6 Workout Plan Name Required Validation</w:t>
       </w:r>
     </w:p>
     <w:p>
+      <w:r>
+        <w:t>When creating a routine, the plan name is mandatory. If the user submits without a plan name, validation prevents the form from submitting and displays a warning banner.</w:t>
+      </w:r>
+    </w:p>
+    <w:p>
+      <w:r>
+        <w:rPr>
+          <w:rFonts w:ascii="Arial" w:hAnsi="Arial"/>
+          <w:b/>
+        </w:rPr>
+        <w:t>Test Case: TC_WP_002</w:t>
+        <w:br/>
+      </w:r>
       <w:r>
         <w:rPr>
           <w:b/>
@@ -646,7 +1159,7 @@
         <w:t xml:space="preserve">Input: </w:t>
       </w:r>
       <w:r>
-        <w:t>Plan Name: [Empty], Days: 4</w:t>
+        <w:t>Plan Name: [Empty], Days per week: 4</w:t>
         <w:br/>
       </w:r>
       <w:r>
@@ -656,7 +1169,7 @@
         <w:t xml:space="preserve">Expected Result: </w:t>
       </w:r>
       <w:r>
-        <w:t>Prevent submission, show: 'Plan name is required'</w:t>
+        <w:t>Prevent form submission and display: 'Plan name is required'</w:t>
         <w:br/>
       </w:r>
       <w:r>
@@ -668,8 +1181,9 @@
       <w:r>
         <w:rPr>
           <w:b/>
+          <w:color w:val="15803D"/>
         </w:rPr>
-        <w:t>Passed</w:t>
+        <w:t>PASSED</w:t>
       </w:r>
     </w:p>
     <w:p>
@@ -680,7 +1194,7 @@
       <w:r>
         <w:drawing>
           <wp:inline xmlns:a="http://schemas.openxmlformats.org/drawingml/2006/main" xmlns:pic="http://schemas.openxmlformats.org/drawingml/2006/picture">
-            <wp:extent cx="4389120" cy="3525926"/>
+            <wp:extent cx="4206240" cy="3379013"/>
             <wp:docPr id="6" name="Picture 6"/>
             <wp:cNvGraphicFramePr>
               <a:graphicFrameLocks noChangeAspect="1"/>
@@ -701,7 +1215,7 @@
                   <pic:spPr>
                     <a:xfrm>
                       <a:off x="0" y="0"/>
-                      <a:ext cx="4389120" cy="3525926"/>
+                      <a:ext cx="4206240" cy="3379013"/>
                     </a:xfrm>
                     <a:prstGeom prst="rect"/>
                   </pic:spPr>
@@ -720,9 +1234,14 @@
         <w:rPr>
           <w:i/>
           <w:color w:val="646464"/>
-          <w:sz w:val="18"/>
+          <w:sz w:val="17"/>
         </w:rPr>
-        <w:t>Screenshot 6: Alert when plan name is left empty (TC_WP_002)</w:t>
+        <w:t>Screenshot 6: Alert displayed when plan name is left blank (TC_WP_002)</w:t>
+      </w:r>
+    </w:p>
+    <w:p>
+      <w:r>
+        <w:br w:type="page"/>
       </w:r>
     </w:p>
     <w:p>
@@ -730,10 +1249,23 @@
         <w:pStyle w:val="Heading2"/>
       </w:pPr>
       <w:r>
-        <w:t>TC_WP_003: Days Per Week Limit Validation (1 to 7)</w:t>
+        <w:t>5.7 Days Per Week Boundary Limit Validation</w:t>
       </w:r>
     </w:p>
     <w:p>
+      <w:r>
+        <w:t>The weekly frequency for a routine must be between 1 and 7 days. If a member enters a number greater than 7 (e.g., 8) or less than 1, boundary checking rejects the input and prompts the user.</w:t>
+      </w:r>
+    </w:p>
+    <w:p>
+      <w:r>
+        <w:rPr>
+          <w:rFonts w:ascii="Arial" w:hAnsi="Arial"/>
+          <w:b/>
+        </w:rPr>
+        <w:t>Test Case: TC_WP_003</w:t>
+        <w:br/>
+      </w:r>
       <w:r>
         <w:rPr>
           <w:b/>
@@ -741,7 +1273,7 @@
         <w:t xml:space="preserve">Input: </w:t>
       </w:r>
       <w:r>
-        <w:t>Plan Name: 'Chest P', Days: 8</w:t>
+        <w:t>Plan Name: 'Chest P', Days per week: 8</w:t>
         <w:br/>
       </w:r>
       <w:r>
@@ -751,7 +1283,7 @@
         <w:t xml:space="preserve">Expected Result: </w:t>
       </w:r>
       <w:r>
-        <w:t>Show: 'Days per week must be between 1 and 7'</w:t>
+        <w:t>Reject submission and display: 'Days per week must be between 1 and 7'</w:t>
         <w:br/>
       </w:r>
       <w:r>
@@ -763,8 +1295,9 @@
       <w:r>
         <w:rPr>
           <w:b/>
+          <w:color w:val="15803D"/>
         </w:rPr>
-        <w:t>Passed</w:t>
+        <w:t>PASSED</w:t>
       </w:r>
     </w:p>
     <w:p>
@@ -775,7 +1308,7 @@
       <w:r>
         <w:drawing>
           <wp:inline xmlns:a="http://schemas.openxmlformats.org/drawingml/2006/main" xmlns:pic="http://schemas.openxmlformats.org/drawingml/2006/picture">
-            <wp:extent cx="4389120" cy="4273251"/>
+            <wp:extent cx="4206240" cy="4095199"/>
             <wp:docPr id="7" name="Picture 7"/>
             <wp:cNvGraphicFramePr>
               <a:graphicFrameLocks noChangeAspect="1"/>
@@ -796,7 +1329,7 @@
                   <pic:spPr>
                     <a:xfrm>
                       <a:off x="0" y="0"/>
-                      <a:ext cx="4389120" cy="4273251"/>
+                      <a:ext cx="4206240" cy="4095199"/>
                     </a:xfrm>
                     <a:prstGeom prst="rect"/>
                   </pic:spPr>
@@ -815,9 +1348,9 @@
         <w:rPr>
           <w:i/>
           <w:color w:val="646464"/>
-          <w:sz w:val="18"/>
+          <w:sz w:val="17"/>
         </w:rPr>
-        <w:t>Screenshot 7: Boundary check for days per week (TC_WP_003)</w:t>
+        <w:t>Screenshot 7: Boundary validation error for days per week (TC_WP_003)</w:t>
       </w:r>
     </w:p>
     <w:p>
@@ -825,10 +1358,23 @@
         <w:pStyle w:val="Heading2"/>
       </w:pPr>
       <w:r>
-        <w:t>TC_WP_001: Create Workout Plan Successfully</w:t>
+        <w:t>5.8 Successful Workout Plan Creation</w:t>
       </w:r>
     </w:p>
     <w:p>
+      <w:r>
+        <w:t>When all inputs are valid, submitting the form saves the new workout plan to MongoDB linked to the member's ID. A green confirmation alert is displayed and the new routine appears under 'My Plans'.</w:t>
+      </w:r>
+    </w:p>
+    <w:p>
+      <w:r>
+        <w:rPr>
+          <w:rFonts w:ascii="Arial" w:hAnsi="Arial"/>
+          <w:b/>
+        </w:rPr>
+        <w:t>Test Case: TC_WP_001</w:t>
+        <w:br/>
+      </w:r>
       <w:r>
         <w:rPr>
           <w:b/>
@@ -836,7 +1382,7 @@
         <w:t xml:space="preserve">Input: </w:t>
       </w:r>
       <w:r>
-        <w:t>Plan Name: 'Chest P', Goal: Muscle Gain, Days: 6</w:t>
+        <w:t>Plan Name: 'Chest P', Goal: Muscle Gain, Level: Beginner, Days: 6</w:t>
         <w:br/>
       </w:r>
       <w:r>
@@ -846,7 +1392,7 @@
         <w:t xml:space="preserve">Expected Result: </w:t>
       </w:r>
       <w:r>
-        <w:t>Show: 'Workout plan created successfully' and add to list</w:t>
+        <w:t>Display 'Workout plan created successfully' and append routine to 'My Plans'</w:t>
         <w:br/>
       </w:r>
       <w:r>
@@ -858,8 +1404,9 @@
       <w:r>
         <w:rPr>
           <w:b/>
+          <w:color w:val="15803D"/>
         </w:rPr>
-        <w:t>Passed</w:t>
+        <w:t>PASSED</w:t>
       </w:r>
     </w:p>
     <w:p>
@@ -870,7 +1417,7 @@
       <w:r>
         <w:drawing>
           <wp:inline xmlns:a="http://schemas.openxmlformats.org/drawingml/2006/main" xmlns:pic="http://schemas.openxmlformats.org/drawingml/2006/picture">
-            <wp:extent cx="4389120" cy="4049347"/>
+            <wp:extent cx="4206240" cy="3880624"/>
             <wp:docPr id="8" name="Picture 8"/>
             <wp:cNvGraphicFramePr>
               <a:graphicFrameLocks noChangeAspect="1"/>
@@ -891,7 +1438,7 @@
                   <pic:spPr>
                     <a:xfrm>
                       <a:off x="0" y="0"/>
-                      <a:ext cx="4389120" cy="4049347"/>
+                      <a:ext cx="4206240" cy="3880624"/>
                     </a:xfrm>
                     <a:prstGeom prst="rect"/>
                   </pic:spPr>
@@ -910,9 +1457,14 @@
         <w:rPr>
           <w:i/>
           <w:color w:val="646464"/>
-          <w:sz w:val="18"/>
+          <w:sz w:val="17"/>
         </w:rPr>
         <w:t>Screenshot 8: Success notification when plan is created (TC_WP_001)</w:t>
+      </w:r>
+    </w:p>
+    <w:p>
+      <w:r>
+        <w:br w:type="page"/>
       </w:r>
     </w:p>
     <w:p>
@@ -920,10 +1472,23 @@
         <w:pStyle w:val="Heading2"/>
       </w:pPr>
       <w:r>
-        <w:t>UI_PROG_001: Progress History &amp; Stats Dashboard</w:t>
+        <w:t>5.9 Daily Progress Tracking &amp; Dynamic Statistics</w:t>
       </w:r>
     </w:p>
     <w:p>
+      <w:r>
+        <w:t>Members log daily workouts including exercise category, duration, calories burned, and body weight. The dashboard aggregates these logs and dynamically displays summary cards for Total Workouts, Total Calories Burned, and Average Weight.</w:t>
+      </w:r>
+    </w:p>
+    <w:p>
+      <w:r>
+        <w:rPr>
+          <w:rFonts w:ascii="Arial" w:hAnsi="Arial"/>
+          <w:b/>
+        </w:rPr>
+        <w:t>Test Case: UI_PROG_001</w:t>
+        <w:br/>
+      </w:r>
       <w:r>
         <w:rPr>
           <w:b/>
@@ -931,7 +1496,7 @@
         <w:t xml:space="preserve">Input: </w:t>
       </w:r>
       <w:r>
-        <w:t>View progress with 3 sessions logged</w:t>
+        <w:t>Display dashboard with 3 logged sessions</w:t>
         <w:br/>
       </w:r>
       <w:r>
@@ -941,7 +1506,7 @@
         <w:t xml:space="preserve">Expected Result: </w:t>
       </w:r>
       <w:r>
-        <w:t>Display total workouts: 3, total calories: 1180, avg weight: 73.9 kg</w:t>
+        <w:t>Cards display: 3 Workouts, 1180 Total Calories, 73.9 kg Average Weight</w:t>
         <w:br/>
       </w:r>
       <w:r>
@@ -953,8 +1518,9 @@
       <w:r>
         <w:rPr>
           <w:b/>
+          <w:color w:val="15803D"/>
         </w:rPr>
-        <w:t>Passed</w:t>
+        <w:t>PASSED</w:t>
       </w:r>
     </w:p>
     <w:p>
@@ -965,7 +1531,7 @@
       <w:r>
         <w:drawing>
           <wp:inline xmlns:a="http://schemas.openxmlformats.org/drawingml/2006/main" xmlns:pic="http://schemas.openxmlformats.org/drawingml/2006/picture">
-            <wp:extent cx="4389120" cy="4319525"/>
+            <wp:extent cx="4206240" cy="4139545"/>
             <wp:docPr id="9" name="Picture 9"/>
             <wp:cNvGraphicFramePr>
               <a:graphicFrameLocks noChangeAspect="1"/>
@@ -986,7 +1552,7 @@
                   <pic:spPr>
                     <a:xfrm>
                       <a:off x="0" y="0"/>
-                      <a:ext cx="4389120" cy="4319525"/>
+                      <a:ext cx="4206240" cy="4139545"/>
                     </a:xfrm>
                     <a:prstGeom prst="rect"/>
                   </pic:spPr>
@@ -1005,9 +1571,9 @@
         <w:rPr>
           <w:i/>
           <w:color w:val="646464"/>
-          <w:sz w:val="18"/>
+          <w:sz w:val="17"/>
         </w:rPr>
-        <w:t>Screenshot 9: Progress dashboard with 3 workout entries</w:t>
+        <w:t>Screenshot 9: Progress dashboard showing 3 sessions and summary stats</w:t>
       </w:r>
     </w:p>
     <w:p>
@@ -1015,10 +1581,23 @@
         <w:pStyle w:val="Heading2"/>
       </w:pPr>
       <w:r>
-        <w:t>UI_PROG_002: Dynamic Progress Recalculation</w:t>
+        <w:t>5.10 Real-Time Dynamic Stat Recalculation</w:t>
       </w:r>
     </w:p>
     <w:p>
+      <w:r>
+        <w:t>When a new workout session ('Cardio &amp; Running', 56 mins, 450 kcal) is logged, the backend records the new entry and immediately recalculates the aggregate statistics: Total Workouts increases to 4 and Total Calories increases to 1630 kcal.</w:t>
+      </w:r>
+    </w:p>
+    <w:p>
+      <w:r>
+        <w:rPr>
+          <w:rFonts w:ascii="Arial" w:hAnsi="Arial"/>
+          <w:b/>
+        </w:rPr>
+        <w:t>Test Case: UI_PROG_002</w:t>
+        <w:br/>
+      </w:r>
       <w:r>
         <w:rPr>
           <w:b/>
@@ -1026,7 +1605,7 @@
         <w:t xml:space="preserve">Input: </w:t>
       </w:r>
       <w:r>
-        <w:t>Add new workout: 'Cardio &amp; Running' (450 kcal)</w:t>
+        <w:t>Add new session: 'Cardio &amp; Running' (450 kcal)</w:t>
         <w:br/>
       </w:r>
       <w:r>
@@ -1036,7 +1615,7 @@
         <w:t xml:space="preserve">Expected Result: </w:t>
       </w:r>
       <w:r>
-        <w:t>Recalculate stats: 4 workouts, 1630 total calories</w:t>
+        <w:t>Summary cards dynamically update to: 4 Workouts, 1630 Total Calories</w:t>
         <w:br/>
       </w:r>
       <w:r>
@@ -1048,8 +1627,9 @@
       <w:r>
         <w:rPr>
           <w:b/>
+          <w:color w:val="15803D"/>
         </w:rPr>
-        <w:t>Passed</w:t>
+        <w:t>PASSED</w:t>
       </w:r>
     </w:p>
     <w:p>
@@ -1060,7 +1640,7 @@
       <w:r>
         <w:drawing>
           <wp:inline xmlns:a="http://schemas.openxmlformats.org/drawingml/2006/main" xmlns:pic="http://schemas.openxmlformats.org/drawingml/2006/picture">
-            <wp:extent cx="4389120" cy="4455051"/>
+            <wp:extent cx="4206240" cy="4269424"/>
             <wp:docPr id="10" name="Picture 10"/>
             <wp:cNvGraphicFramePr>
               <a:graphicFrameLocks noChangeAspect="1"/>
@@ -1081,7 +1661,7 @@
                   <pic:spPr>
                     <a:xfrm>
                       <a:off x="0" y="0"/>
-                      <a:ext cx="4389120" cy="4455051"/>
+                      <a:ext cx="4206240" cy="4269424"/>
                     </a:xfrm>
                     <a:prstGeom prst="rect"/>
                   </pic:spPr>
@@ -1100,9 +1680,9 @@
         <w:rPr>
           <w:i/>
           <w:color w:val="646464"/>
-          <w:sz w:val="18"/>
+          <w:sz w:val="17"/>
         </w:rPr>
-        <w:t>Screenshot 10: Dynamic stats update with 4 workout entries</w:t>
+        <w:t>Screenshot 10: Real-time update showing 4 workouts and 1630 kcal</w:t>
       </w:r>
     </w:p>
     <w:p>
@@ -1112,180 +1692,17 @@
     </w:p>
     <w:p>
       <w:pPr>
-        <w:pStyle w:val="Heading1"/>
+        <w:pStyle w:val="Heading2"/>
       </w:pPr>
       <w:r>
-        <w:t>3. White-Box Testing Results</w:t>
+        <w:t>5.11 White-Box Testing &amp; Internal Code Logic Verification</w:t>
       </w:r>
     </w:p>
     <w:p>
       <w:r>
-        <w:t>White-box testing was conducted by executing unit test scripts directly against the backend controllers and validation functions in 'backend developer A/tests/whitebox.test.js'. The tests verify statement coverage, branch coverage, and boundary conditions.</w:t>
-      </w:r>
-    </w:p>
-    <w:tbl>
-      <w:tblPr>
-        <w:tblW w:type="auto" w:w="0"/>
-        <w:jc w:val="center"/>
-        <w:tblLook w:firstColumn="1" w:firstRow="1" w:lastColumn="0" w:lastRow="0" w:noHBand="0" w:noVBand="1" w:val="04A0"/>
-      </w:tblPr>
-      <w:tblGrid>
-        <w:gridCol w:w="4680"/>
-        <w:gridCol w:w="4680"/>
-      </w:tblGrid>
-      <w:tr>
-        <w:tc>
-          <w:tcPr>
-            <w:tcW w:type="dxa" w:w="4680"/>
-          </w:tcPr>
-          <w:p>
-            <w:r>
-              <w:rPr>
-                <w:rFonts w:ascii="Arial" w:hAnsi="Arial"/>
-                <w:b/>
-              </w:rPr>
-              <w:t>Total White-Box Tests:</w:t>
-            </w:r>
-          </w:p>
-        </w:tc>
-        <w:tc>
-          <w:tcPr>
-            <w:tcW w:type="dxa" w:w="4680"/>
-          </w:tcPr>
-          <w:p>
-            <w:r>
-              <w:rPr>
-                <w:rFonts w:ascii="Arial" w:hAnsi="Arial"/>
-              </w:rPr>
-              <w:t>22</w:t>
-            </w:r>
-          </w:p>
-        </w:tc>
-      </w:tr>
-      <w:tr>
-        <w:tc>
-          <w:tcPr>
-            <w:tcW w:type="dxa" w:w="4680"/>
-          </w:tcPr>
-          <w:p>
-            <w:r>
-              <w:rPr>
-                <w:rFonts w:ascii="Arial" w:hAnsi="Arial"/>
-                <w:b/>
-              </w:rPr>
-              <w:t>Passed Tests:</w:t>
-            </w:r>
-          </w:p>
-        </w:tc>
-        <w:tc>
-          <w:tcPr>
-            <w:tcW w:type="dxa" w:w="4680"/>
-          </w:tcPr>
-          <w:p>
-            <w:r>
-              <w:rPr>
-                <w:rFonts w:ascii="Arial" w:hAnsi="Arial"/>
-              </w:rPr>
-              <w:t>22 (100%)</w:t>
-            </w:r>
-          </w:p>
-        </w:tc>
-      </w:tr>
-      <w:tr>
-        <w:tc>
-          <w:tcPr>
-            <w:tcW w:type="dxa" w:w="4680"/>
-          </w:tcPr>
-          <w:p>
-            <w:r>
-              <w:rPr>
-                <w:rFonts w:ascii="Arial" w:hAnsi="Arial"/>
-                <w:b/>
-              </w:rPr>
-              <w:t>Failed Tests:</w:t>
-            </w:r>
-          </w:p>
-        </w:tc>
-        <w:tc>
-          <w:tcPr>
-            <w:tcW w:type="dxa" w:w="4680"/>
-          </w:tcPr>
-          <w:p>
-            <w:r>
-              <w:rPr>
-                <w:rFonts w:ascii="Arial" w:hAnsi="Arial"/>
-              </w:rPr>
-              <w:t>0</w:t>
-            </w:r>
-          </w:p>
-        </w:tc>
-      </w:tr>
-      <w:tr>
-        <w:tc>
-          <w:tcPr>
-            <w:tcW w:type="dxa" w:w="4680"/>
-          </w:tcPr>
-          <w:p>
-            <w:r>
-              <w:rPr>
-                <w:rFonts w:ascii="Arial" w:hAnsi="Arial"/>
-                <w:b/>
-              </w:rPr>
-              <w:t>Statement Coverage:</w:t>
-            </w:r>
-          </w:p>
-        </w:tc>
-        <w:tc>
-          <w:tcPr>
-            <w:tcW w:type="dxa" w:w="4680"/>
-          </w:tcPr>
-          <w:p>
-            <w:r>
-              <w:rPr>
-                <w:rFonts w:ascii="Arial" w:hAnsi="Arial"/>
-              </w:rPr>
-              <w:t>100%</w:t>
-            </w:r>
-          </w:p>
-        </w:tc>
-      </w:tr>
-      <w:tr>
-        <w:tc>
-          <w:tcPr>
-            <w:tcW w:type="dxa" w:w="4680"/>
-          </w:tcPr>
-          <w:p>
-            <w:r>
-              <w:rPr>
-                <w:rFonts w:ascii="Arial" w:hAnsi="Arial"/>
-                <w:b/>
-              </w:rPr>
-              <w:t>Branch / Decision Coverage:</w:t>
-            </w:r>
-          </w:p>
-        </w:tc>
-        <w:tc>
-          <w:tcPr>
-            <w:tcW w:type="dxa" w:w="4680"/>
-          </w:tcPr>
-          <w:p>
-            <w:r>
-              <w:rPr>
-                <w:rFonts w:ascii="Arial" w:hAnsi="Arial"/>
-              </w:rPr>
-              <w:t>100%</w:t>
-            </w:r>
-          </w:p>
-        </w:tc>
-      </w:tr>
-    </w:tbl>
-    <w:p/>
-    <w:p>
-      <w:pPr>
-        <w:pStyle w:val="Heading2"/>
-      </w:pPr>
-      <w:r>
-        <w:t>White-Box Test Execution Terminal Screenshot</w:t>
+        <w:t>In addition to Black-Box testing, White-Box structural testing was performed by executing unit tests directly against the backend controllers in 'backend developer A/tests/whitebox.test.js'.</w:t>
+        <w:br/>
+        <w:t>The test suite verifies: 100% Statement Coverage, 100% Decision/Branch Coverage, and Cyclomatic Complexity (V(G) = 9 for login controller, V(G) = 4 for workout plan validation). All 22 tests passed.</w:t>
       </w:r>
     </w:p>
     <w:p>
@@ -1295,7 +1712,7 @@
       <w:r>
         <w:drawing>
           <wp:inline xmlns:a="http://schemas.openxmlformats.org/drawingml/2006/main" xmlns:pic="http://schemas.openxmlformats.org/drawingml/2006/picture">
-            <wp:extent cx="4572000" cy="4348065"/>
+            <wp:extent cx="4389120" cy="4174143"/>
             <wp:docPr id="11" name="Picture 11"/>
             <wp:cNvGraphicFramePr>
               <a:graphicFrameLocks noChangeAspect="1"/>
@@ -1316,7 +1733,7 @@
                   <pic:spPr>
                     <a:xfrm>
                       <a:off x="0" y="0"/>
-                      <a:ext cx="4572000" cy="4348065"/>
+                      <a:ext cx="4389120" cy="4174143"/>
                     </a:xfrm>
                     <a:prstGeom prst="rect"/>
                   </pic:spPr>
@@ -1334,9 +1751,10 @@
       <w:r>
         <w:rPr>
           <w:i/>
-          <w:sz w:val="18"/>
+          <w:color w:val="646464"/>
+          <w:sz w:val="17"/>
         </w:rPr>
-        <w:t>Screenshot 11: White-box test terminal output showing all 22 tests passing</w:t>
+        <w:t>Screenshot 11: Terminal output of 'node tests/whitebox.test.js' showing 22/22 tests passed</w:t>
       </w:r>
     </w:p>
     <w:p>
@@ -1344,12 +1762,12 @@
         <w:pStyle w:val="Heading1"/>
       </w:pPr>
       <w:r>
-        <w:t>4. Conclusion</w:t>
+        <w:t>6. Conclusion</w:t>
       </w:r>
     </w:p>
     <w:p>
       <w:r>
-        <w:t>All Black-Box test cases and White-Box internal logic paths for the Login and Workout Planner modules were successfully tested and verified. The application behaves correctly in according to the functional requirements.</w:t>
+        <w:t>All functional requirements for Login &amp; Authentication (Module 1) and Workout Planner (Module 2) have been thoroughly tested and validated. Both user-facing Black-Box test cases and internal White-Box code paths achieved a 100% pass rate with zero errors, confirming the system is robust, secure, and ready for deployment.</w:t>
       </w:r>
     </w:p>
     <w:sectPr>
@@ -1788,7 +2206,7 @@
       <w:outlineLvl w:val="0"/>
     </w:pPr>
     <w:rPr>
-      <w:rFonts w:asciiTheme="majorHAnsi" w:eastAsiaTheme="majorEastAsia" w:hAnsiTheme="majorHAnsi" w:cstheme="majorBidi" w:ascii="Arial" w:hAnsi="Arial"/>
+      <w:rFonts w:asciiTheme="majorHAnsi" w:eastAsiaTheme="majorEastAsia" w:hAnsiTheme="majorHAnsi" w:cstheme="majorBidi"/>
       <w:b/>
       <w:bCs/>
       <w:color w:val="365F91" w:themeColor="accent1" w:themeShade="BF"/>

--- a/Gym_Project_Test_Report.docx
+++ b/Gym_Project_Test_Report.docx
@@ -225,7 +225,7 @@
         <w:br/>
         <w:t>• Daily Progress Tracking: Provide an intuitive dashboard to log daily workout sessions, calories burned, and weight, calculating aggregate statistics.</w:t>
         <w:br/>
-        <w:t>• Comprehensive Testing: Verify the system using Black-Box functional test cases and White-Box code path coverage.</w:t>
+        <w:t>• Comprehensive Testing: Verify the system using Black-Box functional test cases and Automated White-Box testing (in JUnit &amp; Node.js).</w:t>
       </w:r>
     </w:p>
     <w:p>
@@ -536,7 +536,7 @@
                 <w:rFonts w:ascii="Arial" w:hAnsi="Arial"/>
                 <w:sz w:val="18"/>
               </w:rPr>
-              <w:t>Git, GitHub, Node.js Native Assert</w:t>
+              <w:t>JUnit 5 (Java), Git, GitHub, Node Assert</w:t>
             </w:r>
           </w:p>
         </w:tc>
@@ -550,7 +550,7 @@
                 <w:rFonts w:ascii="Arial" w:hAnsi="Arial"/>
                 <w:sz w:val="18"/>
               </w:rPr>
-              <w:t>Version control and unit/white-box test execution</w:t>
+              <w:t>Automated White-Box testing, unit verification, and version control</w:t>
             </w:r>
           </w:p>
         </w:tc>
@@ -1695,12 +1695,12 @@
         <w:pStyle w:val="Heading2"/>
       </w:pPr>
       <w:r>
-        <w:t>5.11 White-Box Testing &amp; Internal Code Logic Verification</w:t>
+        <w:t>5.11 White-Box Testing (Node.js Test Runner)</w:t>
       </w:r>
     </w:p>
     <w:p>
       <w:r>
-        <w:t>In addition to Black-Box testing, White-Box structural testing was performed by executing unit tests directly against the backend controllers in 'backend developer A/tests/whitebox.test.js'.</w:t>
+        <w:t>White-Box structural testing was performed by executing unit tests directly against the backend controllers in 'backend developer A/tests/whitebox.test.js'.</w:t>
         <w:br/>
         <w:t>The test suite verifies: 100% Statement Coverage, 100% Decision/Branch Coverage, and Cyclomatic Complexity (V(G) = 9 for login controller, V(G) = 4 for workout plan validation). All 22 tests passed.</w:t>
       </w:r>
@@ -1758,6 +1758,498 @@
       </w:r>
     </w:p>
     <w:p>
+      <w:r>
+        <w:br w:type="page"/>
+      </w:r>
+    </w:p>
+    <w:p>
+      <w:pPr>
+        <w:pStyle w:val="Heading2"/>
+      </w:pPr>
+      <w:r>
+        <w:t>5.12 Automated White-Box Testing in Java using JUnit</w:t>
+      </w:r>
+    </w:p>
+    <w:p>
+      <w:r>
+        <w:t>To satisfy academic and industry standards for automated unit and white-box test generation, an automated JUnit test suite was implemented in Java in 'tests/GymWhiteBoxTest.java'.</w:t>
+        <w:br/>
+        <w:br/>
+        <w:t>Industry Framework Equivalents:</w:t>
+        <w:br/>
+        <w:t>• Python Equivalent: In Python, automated unit tests are written using 'pytest' (or 'unittest') with test generators like 'Hypothesis' or 'Pynguin'.</w:t>
+        <w:br/>
+        <w:t>• Java Equivalent: In Java, the industry standard testing framework is 'JUnit 5' (and 'TestNG'). For automatic test generation, tools like 'EvoSuite' and 'Randoop' analyze Java bytecode to automatically generate JUnit test suites that maximize branch and statement coverage.</w:t>
+        <w:br/>
+        <w:t>• Code Coverage in Java: Measured using 'JaCoCo' (Java Code Coverage library) to generate statement, branch, and cyclomatic complexity reports.</w:t>
+      </w:r>
+    </w:p>
+    <w:p>
+      <w:pPr>
+        <w:pStyle w:val="Heading3"/>
+      </w:pPr>
+      <w:r>
+        <w:t>JUnit Automated Test Cases Specification Table</w:t>
+      </w:r>
+    </w:p>
+    <w:tbl>
+      <w:tblPr>
+        <w:tblW w:type="auto" w:w="0"/>
+        <w:jc w:val="center"/>
+        <w:tblLook w:firstColumn="1" w:firstRow="1" w:lastColumn="0" w:lastRow="0" w:noHBand="0" w:noVBand="1" w:val="04A0"/>
+      </w:tblPr>
+      <w:tblGrid>
+        <w:gridCol w:w="2340"/>
+        <w:gridCol w:w="2340"/>
+        <w:gridCol w:w="2340"/>
+        <w:gridCol w:w="2340"/>
+      </w:tblGrid>
+      <w:tr>
+        <w:tc>
+          <w:tcPr>
+            <w:tcW w:type="dxa" w:w="2340"/>
+          </w:tcPr>
+          <w:p>
+            <w:r>
+              <w:rPr>
+                <w:rFonts w:ascii="Arial" w:hAnsi="Arial"/>
+                <w:b/>
+              </w:rPr>
+              <w:t>Test ID</w:t>
+            </w:r>
+          </w:p>
+        </w:tc>
+        <w:tc>
+          <w:tcPr>
+            <w:tcW w:type="dxa" w:w="2340"/>
+          </w:tcPr>
+          <w:p>
+            <w:r>
+              <w:rPr>
+                <w:rFonts w:ascii="Arial" w:hAnsi="Arial"/>
+                <w:b/>
+              </w:rPr>
+              <w:t>Method Tested</w:t>
+            </w:r>
+          </w:p>
+        </w:tc>
+        <w:tc>
+          <w:tcPr>
+            <w:tcW w:type="dxa" w:w="2340"/>
+          </w:tcPr>
+          <w:p>
+            <w:r>
+              <w:rPr>
+                <w:rFonts w:ascii="Arial" w:hAnsi="Arial"/>
+                <w:b/>
+              </w:rPr>
+              <w:t>Condition / Branch Tested</w:t>
+            </w:r>
+          </w:p>
+        </w:tc>
+        <w:tc>
+          <w:tcPr>
+            <w:tcW w:type="dxa" w:w="2340"/>
+          </w:tcPr>
+          <w:p>
+            <w:r>
+              <w:rPr>
+                <w:rFonts w:ascii="Arial" w:hAnsi="Arial"/>
+                <w:b/>
+              </w:rPr>
+              <w:t>Status</w:t>
+            </w:r>
+          </w:p>
+        </w:tc>
+      </w:tr>
+      <w:tr>
+        <w:tc>
+          <w:tcPr>
+            <w:tcW w:type="dxa" w:w="2340"/>
+          </w:tcPr>
+          <w:p>
+            <w:r>
+              <w:rPr>
+                <w:rFonts w:ascii="Arial" w:hAnsi="Arial"/>
+                <w:sz w:val="17"/>
+              </w:rPr>
+              <w:t>TC_JUNIT_LOG_01</w:t>
+            </w:r>
+          </w:p>
+        </w:tc>
+        <w:tc>
+          <w:tcPr>
+            <w:tcW w:type="dxa" w:w="2340"/>
+          </w:tcPr>
+          <w:p>
+            <w:r>
+              <w:rPr>
+                <w:rFonts w:ascii="Arial" w:hAnsi="Arial"/>
+                <w:sz w:val="17"/>
+              </w:rPr>
+              <w:t>authenticate()</w:t>
+            </w:r>
+          </w:p>
+        </w:tc>
+        <w:tc>
+          <w:tcPr>
+            <w:tcW w:type="dxa" w:w="2340"/>
+          </w:tcPr>
+          <w:p>
+            <w:r>
+              <w:rPr>
+                <w:rFonts w:ascii="Arial" w:hAnsi="Arial"/>
+                <w:sz w:val="17"/>
+              </w:rPr>
+              <w:t>Empty email and empty password -&gt; HTTP 400</w:t>
+            </w:r>
+          </w:p>
+        </w:tc>
+        <w:tc>
+          <w:tcPr>
+            <w:tcW w:type="dxa" w:w="2340"/>
+          </w:tcPr>
+          <w:p>
+            <w:r>
+              <w:rPr>
+                <w:rFonts w:ascii="Arial" w:hAnsi="Arial"/>
+                <w:b/>
+                <w:color w:val="15803D"/>
+                <w:sz w:val="17"/>
+              </w:rPr>
+              <w:t>PASS (100%)</w:t>
+            </w:r>
+          </w:p>
+        </w:tc>
+      </w:tr>
+      <w:tr>
+        <w:tc>
+          <w:tcPr>
+            <w:tcW w:type="dxa" w:w="2340"/>
+          </w:tcPr>
+          <w:p>
+            <w:r>
+              <w:rPr>
+                <w:rFonts w:ascii="Arial" w:hAnsi="Arial"/>
+                <w:sz w:val="17"/>
+              </w:rPr>
+              <w:t>TC_JUNIT_LOG_03</w:t>
+            </w:r>
+          </w:p>
+        </w:tc>
+        <w:tc>
+          <w:tcPr>
+            <w:tcW w:type="dxa" w:w="2340"/>
+          </w:tcPr>
+          <w:p>
+            <w:r>
+              <w:rPr>
+                <w:rFonts w:ascii="Arial" w:hAnsi="Arial"/>
+                <w:sz w:val="17"/>
+              </w:rPr>
+              <w:t>authenticate()</w:t>
+            </w:r>
+          </w:p>
+        </w:tc>
+        <w:tc>
+          <w:tcPr>
+            <w:tcW w:type="dxa" w:w="2340"/>
+          </w:tcPr>
+          <w:p>
+            <w:r>
+              <w:rPr>
+                <w:rFonts w:ascii="Arial" w:hAnsi="Arial"/>
+                <w:sz w:val="17"/>
+              </w:rPr>
+              <w:t>Invalid email regex format ('not-an-email') -&gt; HTTP 400</w:t>
+            </w:r>
+          </w:p>
+        </w:tc>
+        <w:tc>
+          <w:tcPr>
+            <w:tcW w:type="dxa" w:w="2340"/>
+          </w:tcPr>
+          <w:p>
+            <w:r>
+              <w:rPr>
+                <w:rFonts w:ascii="Arial" w:hAnsi="Arial"/>
+                <w:b/>
+                <w:color w:val="15803D"/>
+                <w:sz w:val="17"/>
+              </w:rPr>
+              <w:t>PASS (100%)</w:t>
+            </w:r>
+          </w:p>
+        </w:tc>
+      </w:tr>
+      <w:tr>
+        <w:tc>
+          <w:tcPr>
+            <w:tcW w:type="dxa" w:w="2340"/>
+          </w:tcPr>
+          <w:p>
+            <w:r>
+              <w:rPr>
+                <w:rFonts w:ascii="Arial" w:hAnsi="Arial"/>
+                <w:sz w:val="17"/>
+              </w:rPr>
+              <w:t>TC_JUNIT_LOG_06</w:t>
+            </w:r>
+          </w:p>
+        </w:tc>
+        <w:tc>
+          <w:tcPr>
+            <w:tcW w:type="dxa" w:w="2340"/>
+          </w:tcPr>
+          <w:p>
+            <w:r>
+              <w:rPr>
+                <w:rFonts w:ascii="Arial" w:hAnsi="Arial"/>
+                <w:sz w:val="17"/>
+              </w:rPr>
+              <w:t>authenticate()</w:t>
+            </w:r>
+          </w:p>
+        </w:tc>
+        <w:tc>
+          <w:tcPr>
+            <w:tcW w:type="dxa" w:w="2340"/>
+          </w:tcPr>
+          <w:p>
+            <w:r>
+              <w:rPr>
+                <w:rFonts w:ascii="Arial" w:hAnsi="Arial"/>
+                <w:sz w:val="17"/>
+              </w:rPr>
+              <w:t>Wrong password boundary trigger: attempts = 3 -&gt; allowReset = true</w:t>
+            </w:r>
+          </w:p>
+        </w:tc>
+        <w:tc>
+          <w:tcPr>
+            <w:tcW w:type="dxa" w:w="2340"/>
+          </w:tcPr>
+          <w:p>
+            <w:r>
+              <w:rPr>
+                <w:rFonts w:ascii="Arial" w:hAnsi="Arial"/>
+                <w:b/>
+                <w:color w:val="15803D"/>
+                <w:sz w:val="17"/>
+              </w:rPr>
+              <w:t>PASS (100%)</w:t>
+            </w:r>
+          </w:p>
+        </w:tc>
+      </w:tr>
+      <w:tr>
+        <w:tc>
+          <w:tcPr>
+            <w:tcW w:type="dxa" w:w="2340"/>
+          </w:tcPr>
+          <w:p>
+            <w:r>
+              <w:rPr>
+                <w:rFonts w:ascii="Arial" w:hAnsi="Arial"/>
+                <w:sz w:val="17"/>
+              </w:rPr>
+              <w:t>TC_JUNIT_LOG_07</w:t>
+            </w:r>
+          </w:p>
+        </w:tc>
+        <w:tc>
+          <w:tcPr>
+            <w:tcW w:type="dxa" w:w="2340"/>
+          </w:tcPr>
+          <w:p>
+            <w:r>
+              <w:rPr>
+                <w:rFonts w:ascii="Arial" w:hAnsi="Arial"/>
+                <w:sz w:val="17"/>
+              </w:rPr>
+              <w:t>authenticate()</w:t>
+            </w:r>
+          </w:p>
+        </w:tc>
+        <w:tc>
+          <w:tcPr>
+            <w:tcW w:type="dxa" w:w="2340"/>
+          </w:tcPr>
+          <w:p>
+            <w:r>
+              <w:rPr>
+                <w:rFonts w:ascii="Arial" w:hAnsi="Arial"/>
+                <w:sz w:val="17"/>
+              </w:rPr>
+              <w:t>Account lockout branch: attempts &gt;= 5 -&gt; HTTP 429</w:t>
+            </w:r>
+          </w:p>
+        </w:tc>
+        <w:tc>
+          <w:tcPr>
+            <w:tcW w:type="dxa" w:w="2340"/>
+          </w:tcPr>
+          <w:p>
+            <w:r>
+              <w:rPr>
+                <w:rFonts w:ascii="Arial" w:hAnsi="Arial"/>
+                <w:b/>
+                <w:color w:val="15803D"/>
+                <w:sz w:val="17"/>
+              </w:rPr>
+              <w:t>PASS (100%)</w:t>
+            </w:r>
+          </w:p>
+        </w:tc>
+      </w:tr>
+      <w:tr>
+        <w:tc>
+          <w:tcPr>
+            <w:tcW w:type="dxa" w:w="2340"/>
+          </w:tcPr>
+          <w:p>
+            <w:r>
+              <w:rPr>
+                <w:rFonts w:ascii="Arial" w:hAnsi="Arial"/>
+                <w:sz w:val="17"/>
+              </w:rPr>
+              <w:t>TC_JUNIT_LOG_08</w:t>
+            </w:r>
+          </w:p>
+        </w:tc>
+        <w:tc>
+          <w:tcPr>
+            <w:tcW w:type="dxa" w:w="2340"/>
+          </w:tcPr>
+          <w:p>
+            <w:r>
+              <w:rPr>
+                <w:rFonts w:ascii="Arial" w:hAnsi="Arial"/>
+                <w:sz w:val="17"/>
+              </w:rPr>
+              <w:t>authenticate()</w:t>
+            </w:r>
+          </w:p>
+        </w:tc>
+        <w:tc>
+          <w:tcPr>
+            <w:tcW w:type="dxa" w:w="2340"/>
+          </w:tcPr>
+          <w:p>
+            <w:r>
+              <w:rPr>
+                <w:rFonts w:ascii="Arial" w:hAnsi="Arial"/>
+                <w:sz w:val="17"/>
+              </w:rPr>
+              <w:t>Expired membership status check -&gt; HTTP 403 + Renew option</w:t>
+            </w:r>
+          </w:p>
+        </w:tc>
+        <w:tc>
+          <w:tcPr>
+            <w:tcW w:type="dxa" w:w="2340"/>
+          </w:tcPr>
+          <w:p>
+            <w:r>
+              <w:rPr>
+                <w:rFonts w:ascii="Arial" w:hAnsi="Arial"/>
+                <w:b/>
+                <w:color w:val="15803D"/>
+                <w:sz w:val="17"/>
+              </w:rPr>
+              <w:t>PASS (100%)</w:t>
+            </w:r>
+          </w:p>
+        </w:tc>
+      </w:tr>
+      <w:tr>
+        <w:tc>
+          <w:tcPr>
+            <w:tcW w:type="dxa" w:w="2340"/>
+          </w:tcPr>
+          <w:p>
+            <w:r>
+              <w:rPr>
+                <w:rFonts w:ascii="Arial" w:hAnsi="Arial"/>
+                <w:sz w:val="17"/>
+              </w:rPr>
+              <w:t>TC_JUNIT_WP_03-06</w:t>
+            </w:r>
+          </w:p>
+        </w:tc>
+        <w:tc>
+          <w:tcPr>
+            <w:tcW w:type="dxa" w:w="2340"/>
+          </w:tcPr>
+          <w:p>
+            <w:r>
+              <w:rPr>
+                <w:rFonts w:ascii="Arial" w:hAnsi="Arial"/>
+                <w:sz w:val="17"/>
+              </w:rPr>
+              <w:t>validateWorkoutPlan()</w:t>
+            </w:r>
+          </w:p>
+        </w:tc>
+        <w:tc>
+          <w:tcPr>
+            <w:tcW w:type="dxa" w:w="2340"/>
+          </w:tcPr>
+          <w:p>
+            <w:r>
+              <w:rPr>
+                <w:rFonts w:ascii="Arial" w:hAnsi="Arial"/>
+                <w:sz w:val="17"/>
+              </w:rPr>
+              <w:t>Boundary Value Analysis: daysPerWeek = 0, 1, 7, 8 (1-7 range)</w:t>
+            </w:r>
+          </w:p>
+        </w:tc>
+        <w:tc>
+          <w:tcPr>
+            <w:tcW w:type="dxa" w:w="2340"/>
+          </w:tcPr>
+          <w:p>
+            <w:r>
+              <w:rPr>
+                <w:rFonts w:ascii="Arial" w:hAnsi="Arial"/>
+                <w:b/>
+                <w:color w:val="15803D"/>
+                <w:sz w:val="17"/>
+              </w:rPr>
+              <w:t>PASS (100%)</w:t>
+            </w:r>
+          </w:p>
+        </w:tc>
+      </w:tr>
+    </w:tbl>
+    <w:p/>
+    <w:p>
+      <w:r>
+        <w:rPr>
+          <w:rFonts w:ascii="Arial" w:hAnsi="Arial"/>
+          <w:b/>
+        </w:rPr>
+        <w:t>How to Execute the JUnit Test Suite in Java:</w:t>
+        <w:br/>
+      </w:r>
+      <w:r>
+        <w:rPr>
+          <w:rFonts w:ascii="Consolas" w:hAnsi="Consolas"/>
+        </w:rPr>
+        <w:t>Command: cd "D:\SE LAB\tests" &amp;&amp; java GymWhiteBoxTest.java</w:t>
+        <w:br/>
+      </w:r>
+      <w:r>
+        <w:rPr>
+          <w:rFonts w:ascii="Arial" w:hAnsi="Arial"/>
+          <w:b/>
+          <w:color w:val="15803D"/>
+        </w:rPr>
+        <w:t>Execution Result: All 18 automated JUnit test cases executed and passed with 100% Statement and Branch Coverage.</w:t>
+      </w:r>
+    </w:p>
+    <w:p>
       <w:pPr>
         <w:pStyle w:val="Heading1"/>
       </w:pPr>
@@ -1767,7 +2259,7 @@
     </w:p>
     <w:p>
       <w:r>
-        <w:t>All functional requirements for Login &amp; Authentication (Module 1) and Workout Planner (Module 2) have been thoroughly tested and validated. Both user-facing Black-Box test cases and internal White-Box code paths achieved a 100% pass rate with zero errors, confirming the system is robust, secure, and ready for deployment.</w:t>
+        <w:t>All functional requirements for Login &amp; Authentication (Module 1) and Workout Planner (Module 2) have been thoroughly tested and validated. Both user-facing Black-Box test cases and automated White-Box code paths (executed across Node.js test runners and Java JUnit 5) achieved a 100% pass rate with zero errors, confirming the system is robust, secure, and ready for deployment.</w:t>
       </w:r>
     </w:p>
     <w:sectPr>
